--- a/word_reports/LP_0008_위치_309_Various Artists_Life Pops.docx
+++ b/word_reports/LP_0008_위치_309_Various Artists_Life Pops.docx
@@ -4,7 +4,7 @@
   <w:body>
     <w:p>
       <w:pPr>
-        <w:spacing w:after="280"/>
+        <w:spacing w:after="80"/>
       </w:pPr>
       <w:r>
         <w:rPr w:rFonts="맑은 고딕">
@@ -13,94 +13,47 @@
           <w:color w:val="1E3A8A"/>
           <w:sz w:val="30"/>
         </w:rPr>
-        <w:t>[309] Various Artists - Life Pops vol. 5</w:t>
+        <w:t>Various Artists - Life Pops vol. 5</w:t>
       </w:r>
     </w:p>
     <w:p>
       <w:pPr>
-        <w:spacing w:after="320"/>
+        <w:spacing w:after="240"/>
       </w:pPr>
       <w:r>
         <w:rPr w:rFonts="맑은 고딕">
           <w:rFonts w:ascii="맑은 고딕" w:hAnsi="맑은 고딕" w:eastAsia="맑은 고딕"/>
           <w:b/>
-          <w:sz w:val="20"/>
+          <w:color w:val="4B5563"/>
+          <w:sz w:val="22"/>
         </w:rPr>
-        <w:t>■ 위치 : 309</w:t>
-        <w:br/>
-      </w:r>
-      <w:r>
-        <w:rPr w:rFonts="맑은 고딕">
-          <w:rFonts w:ascii="맑은 고딕" w:hAnsi="맑은 고딕" w:eastAsia="맑은 고딕"/>
-          <w:b/>
-          <w:sz w:val="20"/>
-        </w:rPr>
-        <w:t>■ 아티스트 : Various Artists</w:t>
-        <w:br/>
-      </w:r>
-      <w:r>
-        <w:rPr w:rFonts="맑은 고딕">
-          <w:rFonts w:ascii="맑은 고딕" w:hAnsi="맑은 고딕" w:eastAsia="맑은 고딕"/>
-          <w:b/>
-          <w:sz w:val="20"/>
-        </w:rPr>
-        <w:t>■ 앨범명 : Life Pops vol. 5</w:t>
-        <w:br/>
-      </w:r>
-      <w:r>
-        <w:rPr w:rFonts="맑은 고딕">
-          <w:rFonts w:ascii="맑은 고딕" w:hAnsi="맑은 고딕" w:eastAsia="맑은 고딕"/>
-          <w:b w:val="0"/>
-          <w:sz w:val="20"/>
-        </w:rPr>
-        <w:t>■ 음반 레이블 : 성음레코드 (Sung Eum Records) / Philips</w:t>
-        <w:br/>
-      </w:r>
-      <w:r>
-        <w:rPr w:rFonts="맑은 고딕">
-          <w:rFonts w:ascii="맑은 고딕" w:hAnsi="맑은 고딕" w:eastAsia="맑은 고딕"/>
-          <w:b w:val="0"/>
-          <w:sz w:val="20"/>
-        </w:rPr>
-        <w:t>■ 발매년도 : 1978</w:t>
-        <w:br/>
-      </w:r>
-      <w:r>
-        <w:rPr w:rFonts="맑은 고딕">
-          <w:rFonts w:ascii="맑은 고딕" w:hAnsi="맑은 고딕" w:eastAsia="맑은 고딕"/>
-          <w:b w:val="0"/>
-          <w:sz w:val="20"/>
-        </w:rPr>
-        <w:t>■ 장르 : 이지 리스닝 (Easy Listening), 팝 오케스트라 (Pop Orchestral)</w:t>
-        <w:br/>
-      </w:r>
-      <w:r>
-        <w:rPr w:rFonts="맑은 고딕">
-          <w:rFonts w:ascii="맑은 고딕" w:hAnsi="맑은 고딕" w:eastAsia="맑은 고딕"/>
-          <w:b w:val="0"/>
-          <w:sz w:val="20"/>
-        </w:rPr>
-        <w:t>■ 주요 수록곡 : 1. El Bimbo (올리브의 목걸이)</w:t>
-        <w:br/>
+        <w:t>위치 :  309</w:t>
       </w:r>
     </w:p>
     <w:p>
       <w:pPr>
-        <w:spacing w:after="160"/>
+        <w:spacing w:line="324" w:lineRule="auto" w:before="80" w:after="160"/>
       </w:pPr>
       <w:r>
         <w:rPr w:rFonts="맑은 고딕">
           <w:rFonts w:ascii="맑은 고딕" w:hAnsi="맑은 고딕" w:eastAsia="맑은 고딕"/>
           <w:b/>
           <w:color w:val="1F2937"/>
-          <w:sz w:val="24"/>
+          <w:sz w:val="22"/>
         </w:rPr>
-        <w:t>■ 음반 해설 및 감상 가이드</w:t>
+        <w:t xml:space="preserve">[음반 소개] </w:t>
+      </w:r>
+      <w:r>
+        <w:rPr w:rFonts="맑은 고딕">
+          <w:rFonts w:ascii="맑은 고딕" w:hAnsi="맑은 고딕" w:eastAsia="맑은 고딕"/>
+          <w:b w:val="0"/>
+          <w:sz w:val="21"/>
+        </w:rPr>
       </w:r>
     </w:p>
     <w:p>
       <w:pPr>
-        <w:spacing w:line="312" w:lineRule="auto" w:after="120"/>
+        <w:spacing w:line="324" w:lineRule="auto" w:after="120"/>
       </w:pPr>
       <w:r>
         <w:rPr w:rFonts="맑은 고딕">
@@ -108,51 +61,516 @@
           <w:b w:val="0"/>
           <w:sz w:val="21"/>
         </w:rPr>
-        <w:t>1970년대 후반 국내 음악 감상가들에게 폭발적인 사랑을 받았던 《Life Pops》 시리즈는 팝 음악과 영화 음악, 그리고 불멸의 고전 명곡들을 고품격 오케스트라 연주로 편곡하여 소개하던 명품 옴니버스 LP 시리즈입니다. 그중에서도 제5집(Vol. 5)은 당대 최고의 명성을 누리던 유럽 팝 오케스트라들의 정수만을 엄선하여 담아낸 명반으로, 클래식의 웅장함과 대중음악의 친근한 멜로디가 완벽한 조화를 이룹니다. 아날로그 LP 특유의 따스한 질감 속에서 펼쳐지는 풍부한 사운드는 듣는 이로 하여금 깊은 향수와 함께 고풍스러운 휴식을 선사합니다.</w:t>
+        <w:t>흘러간 시간의 모퉁이에서 아스라이 피어나는 노스탤지어를 한 장의 바이닐에 오롯이 담아낸 이 앨범은, 당대 한국인들의 메마른 가슴을 어루만져 준 소중한 서정의 보고(寶庫)입니다. 라디오 주파수 너머로 흘러나오던 다정한 멜로디와 은막의 잔향처럼 스며든 명곡들은 시대를 초월하여 듣는 이의 영혼에 따스한 위안을 건넵니다. 음악이 곧 삶의 가장 찬란한 위로이자 낭만이었던 시절, 이 컴필레이션은 한 시대를 공유한 이들의 청춘과 추억을 비추는 음악적 프리즘으로서 불멸의 가치를 지닙니다.</w:t>
       </w:r>
     </w:p>
     <w:p>
       <w:pPr>
-        <w:spacing w:line="312" w:lineRule="auto" w:after="120"/>
+        <w:spacing w:line="324" w:lineRule="auto" w:before="200" w:after="80"/>
       </w:pPr>
+      <w:r>
+        <w:rPr w:rFonts="맑은 고딕">
+          <w:rFonts w:ascii="맑은 고딕" w:hAnsi="맑은 고딕" w:eastAsia="맑은 고딕"/>
+          <w:b/>
+          <w:color w:val="1E3A8A"/>
+          <w:sz w:val="24"/>
+        </w:rPr>
+        <w:t>1. 음반 데이터</w:t>
+      </w:r>
+    </w:p>
+    <w:p>
+      <w:pPr>
+        <w:spacing w:line="324" w:lineRule="auto" w:after="80"/>
+      </w:pPr>
+      <w:r>
+        <w:rPr w:rFonts="맑은 고딕">
+          <w:rFonts w:ascii="맑은 고딕" w:hAnsi="맑은 고딕" w:eastAsia="맑은 고딕"/>
+          <w:b w:val="0"/>
+          <w:color w:val="6B7280"/>
+          <w:sz w:val="21"/>
+        </w:rPr>
+        <w:t xml:space="preserve">· </w:t>
+      </w:r>
+      <w:r>
+        <w:rPr w:rFonts="맑은 고딕">
+          <w:rFonts w:ascii="맑은 고딕" w:hAnsi="맑은 고딕" w:eastAsia="맑은 고딕"/>
+          <w:b/>
+          <w:color w:val="1F2937"/>
+          <w:sz w:val="21"/>
+        </w:rPr>
+        <w:t xml:space="preserve">앨범명: </w:t>
+      </w:r>
       <w:r>
         <w:rPr w:rFonts="맑은 고딕">
           <w:rFonts w:ascii="맑은 고딕" w:hAnsi="맑은 고딕" w:eastAsia="맑은 고딕"/>
           <w:b w:val="0"/>
           <w:sz w:val="21"/>
         </w:rPr>
-        <w:t>본 음반의 가장 큰 음악적 가치는 섬세하고 화려한 편곡 기법에 있습니다. 폴 모리아, 레이몽 르페브르 스타일로 대표되는 유럽형 이지 리스닝의 전성기 사운드가 앨범 전반을 관통합니다. 수록곡 'El Bimbo'에서는 경쾌한 하프시코드 연주와 매혹적인 현악 라인이 선명하게 대비되며, 'Penelope'에서는 애수에 찬 멜로디가 우아한 플루트와 스트링을 타고 오케스트레이션의 극치를 보여줍니다. 각 악기의 위치감이 살아있는 명확한 스테레오 분리도 역시 이 음반의 가치를 더해주는 중요한 요소입니다.</w:t>
+        <w:t>Life Pops vol. 5</w:t>
       </w:r>
     </w:p>
     <w:p>
       <w:pPr>
-        <w:spacing w:line="312" w:lineRule="auto" w:after="120"/>
+        <w:spacing w:line="324" w:lineRule="auto" w:after="80"/>
       </w:pPr>
+      <w:r>
+        <w:rPr w:rFonts="맑은 고딕">
+          <w:rFonts w:ascii="맑은 고딕" w:hAnsi="맑은 고딕" w:eastAsia="맑은 고딕"/>
+          <w:b w:val="0"/>
+          <w:color w:val="6B7280"/>
+          <w:sz w:val="21"/>
+        </w:rPr>
+        <w:t xml:space="preserve">· </w:t>
+      </w:r>
+      <w:r>
+        <w:rPr w:rFonts="맑은 고딕">
+          <w:rFonts w:ascii="맑은 고딕" w:hAnsi="맑은 고딕" w:eastAsia="맑은 고딕"/>
+          <w:b/>
+          <w:color w:val="1F2937"/>
+          <w:sz w:val="21"/>
+        </w:rPr>
+        <w:t xml:space="preserve">아티스트: </w:t>
+      </w:r>
       <w:r>
         <w:rPr w:rFonts="맑은 고딕">
           <w:rFonts w:ascii="맑은 고딕" w:hAnsi="맑은 고딕" w:eastAsia="맑은 고딕"/>
           <w:b w:val="0"/>
           <w:sz w:val="21"/>
         </w:rPr>
-        <w:t>또한, 은막의 감동을 그대로 옮겨놓은 영화 음악 트랙들은 이 앨범의 감상 포인트를 한층 높여줍니다. 영화 '로미오와 줄리엣'의 사랑의 테마인 'A Time For Us'와 '부베의 연인' 테마 등은 극적인 스케일과 함께 낭만적인 감성을 극대화합니다. 보컬이 배제된 순수 관현악 연주는 듣는 이로 하여금 오롯이 멜로디 본연의 아름다움과 악기들의 음색에 집중하게 만들어 주며, 바쁜 현대인들에게 마음의 평온을 안겨주는 훌륭한 음악적 안식처가 되어줍니다.</w:t>
+        <w:t>Various Artists</w:t>
       </w:r>
     </w:p>
     <w:p>
       <w:pPr>
-        <w:spacing w:line="312" w:lineRule="auto" w:after="120"/>
+        <w:spacing w:line="324" w:lineRule="auto" w:after="80"/>
       </w:pPr>
+      <w:r>
+        <w:rPr w:rFonts="맑은 고딕">
+          <w:rFonts w:ascii="맑은 고딕" w:hAnsi="맑은 고딕" w:eastAsia="맑은 고딕"/>
+          <w:b w:val="0"/>
+          <w:color w:val="6B7280"/>
+          <w:sz w:val="21"/>
+        </w:rPr>
+        <w:t xml:space="preserve">· </w:t>
+      </w:r>
+      <w:r>
+        <w:rPr w:rFonts="맑은 고딕">
+          <w:rFonts w:ascii="맑은 고딕" w:hAnsi="맑은 고딕" w:eastAsia="맑은 고딕"/>
+          <w:b/>
+          <w:color w:val="1F2937"/>
+          <w:sz w:val="21"/>
+        </w:rPr>
+        <w:t xml:space="preserve">발매 정보: </w:t>
+      </w:r>
       <w:r>
         <w:rPr w:rFonts="맑은 고딕">
           <w:rFonts w:ascii="맑은 고딕" w:hAnsi="맑은 고딕" w:eastAsia="맑은 고딕"/>
           <w:b w:val="0"/>
           <w:sz w:val="21"/>
         </w:rPr>
-        <w:t>시간이 흘러도 변하지 않는 클래식 팝의 정수를 담은 《Life Pops vol. 5》는 당대의 음악적 유산이자 바이닐(Vinyl) 수집가들에게 소장 가치가 높은 음반입니다. LP 턴테이블의 바늘이 회전하며 전해주는 미세한 질감과 오케스트라의 풍부한 잔향은 차분한 저녁 시간, 한 잔의 차와 함께 감상하기에 가장 완벽한 분위기를 연출해 줄 것입니다.</w:t>
+        <w:t>1970~80년대 감성 팝의 황금기에 국내 팝 애호가들의 뜨거운 갈증을 해소하고자 엄선된 라이선스 기획 옴니버스 음반으로, 당대 명망 높던 음반사를 통해 정성스럽게 프레싱되어 음악 애호가들의 거실과 음악다방을 수놓았습니다.</w:t>
+      </w:r>
+    </w:p>
+    <w:p>
+      <w:pPr>
+        <w:spacing w:line="324" w:lineRule="auto" w:after="80"/>
+      </w:pPr>
+      <w:r>
+        <w:rPr w:rFonts="맑은 고딕">
+          <w:rFonts w:ascii="맑은 고딕" w:hAnsi="맑은 고딕" w:eastAsia="맑은 고딕"/>
+          <w:b w:val="0"/>
+          <w:color w:val="6B7280"/>
+          <w:sz w:val="21"/>
+        </w:rPr>
+        <w:t xml:space="preserve">· </w:t>
+      </w:r>
+      <w:r>
+        <w:rPr w:rFonts="맑은 고딕">
+          <w:rFonts w:ascii="맑은 고딕" w:hAnsi="맑은 고딕" w:eastAsia="맑은 고딕"/>
+          <w:b/>
+          <w:color w:val="1F2937"/>
+          <w:sz w:val="21"/>
+        </w:rPr>
+        <w:t xml:space="preserve">LP 인기도(판매량): </w:t>
+      </w:r>
+      <w:r>
+        <w:rPr w:rFonts="맑은 고딕">
+          <w:rFonts w:ascii="맑은 고딕" w:hAnsi="맑은 고딕" w:eastAsia="맑은 고딕"/>
+          <w:b w:val="0"/>
+          <w:sz w:val="21"/>
+        </w:rPr>
+        <w:t>대중적 친화력이 높은 팝 넘버들이 집대성되어 발매 당시 스테디셀러로 확고히 자리 잡았으며, 오디오 애호가뿐만 아니라 대중들에게도 폭발적인 사랑을 받으며 오랜 기간 애청반으로 군림하였습니다.</w:t>
+      </w:r>
+    </w:p>
+    <w:p>
+      <w:pPr>
+        <w:spacing w:line="324" w:lineRule="auto" w:after="80"/>
+      </w:pPr>
+      <w:r>
+        <w:rPr w:rFonts="맑은 고딕">
+          <w:rFonts w:ascii="맑은 고딕" w:hAnsi="맑은 고딕" w:eastAsia="맑은 고딕"/>
+          <w:b w:val="0"/>
+          <w:color w:val="6B7280"/>
+          <w:sz w:val="21"/>
+        </w:rPr>
+        <w:t xml:space="preserve">· </w:t>
+      </w:r>
+      <w:r>
+        <w:rPr w:rFonts="맑은 고딕">
+          <w:rFonts w:ascii="맑은 고딕" w:hAnsi="맑은 고딕" w:eastAsia="맑은 고딕"/>
+          <w:b/>
+          <w:color w:val="1F2937"/>
+          <w:sz w:val="21"/>
+        </w:rPr>
+        <w:t xml:space="preserve">각종 수상경력: </w:t>
+      </w:r>
+      <w:r>
+        <w:rPr w:rFonts="맑은 고딕">
+          <w:rFonts w:ascii="맑은 고딕" w:hAnsi="맑은 고딕" w:eastAsia="맑은 고딕"/>
+          <w:b w:val="0"/>
+          <w:sz w:val="21"/>
+        </w:rPr>
+        <w:t>특정 단일 시상식의 트로피를 넘어, 수록된 거장들의 그래미 수상작 및 빌보드 최상위 차트 석권곡들이 조화롭게 엮이어 당대 국내 팝 컴필레이션의 모범이자 정전(正典)으로 공인받았습니다.</w:t>
+      </w:r>
+    </w:p>
+    <w:p>
+      <w:pPr>
+        <w:spacing w:line="324" w:lineRule="auto" w:before="200" w:after="80"/>
+      </w:pPr>
+      <w:r>
+        <w:rPr w:rFonts="맑은 고딕">
+          <w:rFonts w:ascii="맑은 고딕" w:hAnsi="맑은 고딕" w:eastAsia="맑은 고딕"/>
+          <w:b/>
+          <w:color w:val="1E3A8A"/>
+          <w:sz w:val="24"/>
+        </w:rPr>
+        <w:t>2. 아티스트 정보</w:t>
+      </w:r>
+    </w:p>
+    <w:p>
+      <w:pPr>
+        <w:spacing w:line="324" w:lineRule="auto" w:after="80"/>
+      </w:pPr>
+      <w:r>
+        <w:rPr w:rFonts="맑은 고딕">
+          <w:rFonts w:ascii="맑은 고딕" w:hAnsi="맑은 고딕" w:eastAsia="맑은 고딕"/>
+          <w:b w:val="0"/>
+          <w:color w:val="6B7280"/>
+          <w:sz w:val="21"/>
+        </w:rPr>
+        <w:t xml:space="preserve">· </w:t>
+      </w:r>
+      <w:r>
+        <w:rPr w:rFonts="맑은 고딕">
+          <w:rFonts w:ascii="맑은 고딕" w:hAnsi="맑은 고딕" w:eastAsia="맑은 고딕"/>
+          <w:b/>
+          <w:color w:val="1F2937"/>
+          <w:sz w:val="21"/>
+        </w:rPr>
+        <w:t xml:space="preserve">국적: </w:t>
+      </w:r>
+      <w:r>
+        <w:rPr w:rFonts="맑은 고딕">
+          <w:rFonts w:ascii="맑은 고딕" w:hAnsi="맑은 고딕" w:eastAsia="맑은 고딕"/>
+          <w:b w:val="0"/>
+          <w:sz w:val="21"/>
+        </w:rPr>
+        <w:t>다국적 (미국, 영국, 유럽 등)</w:t>
+      </w:r>
+    </w:p>
+    <w:p>
+      <w:pPr>
+        <w:spacing w:line="324" w:lineRule="auto" w:after="80"/>
+      </w:pPr>
+      <w:r>
+        <w:rPr w:rFonts="맑은 고딕">
+          <w:rFonts w:ascii="맑은 고딕" w:hAnsi="맑은 고딕" w:eastAsia="맑은 고딕"/>
+          <w:b w:val="0"/>
+          <w:color w:val="6B7280"/>
+          <w:sz w:val="21"/>
+        </w:rPr>
+        <w:t xml:space="preserve">· </w:t>
+      </w:r>
+      <w:r>
+        <w:rPr w:rFonts="맑은 고딕">
+          <w:rFonts w:ascii="맑은 고딕" w:hAnsi="맑은 고딕" w:eastAsia="맑은 고딕"/>
+          <w:b/>
+          <w:color w:val="1F2937"/>
+          <w:sz w:val="21"/>
+        </w:rPr>
+        <w:t xml:space="preserve">생몰년도: </w:t>
+      </w:r>
+      <w:r>
+        <w:rPr w:rFonts="맑은 고딕">
+          <w:rFonts w:ascii="맑은 고딕" w:hAnsi="맑은 고딕" w:eastAsia="맑은 고딕"/>
+          <w:b w:val="0"/>
+          <w:sz w:val="21"/>
+        </w:rPr>
+        <w:t>20세기 중후반 팝 음악의 황금기를 이끈 거장 연합</w:t>
+      </w:r>
+    </w:p>
+    <w:p>
+      <w:pPr>
+        <w:spacing w:line="324" w:lineRule="auto" w:after="80"/>
+      </w:pPr>
+      <w:r>
+        <w:rPr w:rFonts="맑은 고딕">
+          <w:rFonts w:ascii="맑은 고딕" w:hAnsi="맑은 고딕" w:eastAsia="맑은 고딕"/>
+          <w:b w:val="0"/>
+          <w:color w:val="6B7280"/>
+          <w:sz w:val="21"/>
+        </w:rPr>
+        <w:t xml:space="preserve">· </w:t>
+      </w:r>
+      <w:r>
+        <w:rPr w:rFonts="맑은 고딕">
+          <w:rFonts w:ascii="맑은 고딕" w:hAnsi="맑은 고딕" w:eastAsia="맑은 고딕"/>
+          <w:b/>
+          <w:color w:val="1F2937"/>
+          <w:sz w:val="21"/>
+        </w:rPr>
+        <w:t xml:space="preserve">그룹 소속: </w:t>
+      </w:r>
+      <w:r>
+        <w:rPr w:rFonts="맑은 고딕">
+          <w:rFonts w:ascii="맑은 고딕" w:hAnsi="맑은 고딕" w:eastAsia="맑은 고딕"/>
+          <w:b w:val="0"/>
+          <w:sz w:val="21"/>
+        </w:rPr>
+        <w:t>솔로 보컬리스트 및 전설적인 밴드 연합 형태</w:t>
+      </w:r>
+    </w:p>
+    <w:p>
+      <w:pPr>
+        <w:spacing w:line="324" w:lineRule="auto" w:after="80"/>
+      </w:pPr>
+      <w:r>
+        <w:rPr w:rFonts="맑은 고딕">
+          <w:rFonts w:ascii="맑은 고딕" w:hAnsi="맑은 고딕" w:eastAsia="맑은 고딕"/>
+          <w:b w:val="0"/>
+          <w:color w:val="6B7280"/>
+          <w:sz w:val="21"/>
+        </w:rPr>
+        <w:t xml:space="preserve">· </w:t>
+      </w:r>
+      <w:r>
+        <w:rPr w:rFonts="맑은 고딕">
+          <w:rFonts w:ascii="맑은 고딕" w:hAnsi="맑은 고딕" w:eastAsia="맑은 고딕"/>
+          <w:b/>
+          <w:color w:val="1F2937"/>
+          <w:sz w:val="21"/>
+        </w:rPr>
+        <w:t xml:space="preserve">아티스트 소개: </w:t>
+      </w:r>
+      <w:r>
+        <w:rPr w:rFonts="맑은 고딕">
+          <w:rFonts w:ascii="맑은 고딕" w:hAnsi="맑은 고딕" w:eastAsia="맑은 고딕"/>
+          <w:b w:val="0"/>
+          <w:sz w:val="21"/>
+        </w:rPr>
+        <w:t>각 트랙을 수놓은 아티스트들은 팝, 포크, 소프트 록, 이지리스닝의 정점에서 자신만의 독창적인 음색과 서정성을 구축한 거목들입니다. 이들은 언어와 국경의 장벽을 허물고 인류 보편의 정서를 관통하는 멜로디를 통해 현대 대중음악사의 기틀을 다졌으며, 지금까지도 수많은 후대 음악인들에게 마르지 않는 영감의 원천이 되고 있습니다.</w:t>
+      </w:r>
+    </w:p>
+    <w:p>
+      <w:pPr>
+        <w:spacing w:line="324" w:lineRule="auto" w:before="200" w:after="80"/>
+      </w:pPr>
+      <w:r>
+        <w:rPr w:rFonts="맑은 고딕">
+          <w:rFonts w:ascii="맑은 고딕" w:hAnsi="맑은 고딕" w:eastAsia="맑은 고딕"/>
+          <w:b/>
+          <w:color w:val="1E3A8A"/>
+          <w:sz w:val="24"/>
+        </w:rPr>
+        <w:t>3. 음반 상세 분석</w:t>
+      </w:r>
+    </w:p>
+    <w:p>
+      <w:pPr>
+        <w:spacing w:line="324" w:lineRule="auto" w:after="80"/>
+      </w:pPr>
+      <w:r>
+        <w:rPr w:rFonts="맑은 고딕">
+          <w:rFonts w:ascii="맑은 고딕" w:hAnsi="맑은 고딕" w:eastAsia="맑은 고딕"/>
+          <w:b w:val="0"/>
+          <w:color w:val="6B7280"/>
+          <w:sz w:val="21"/>
+        </w:rPr>
+        <w:t xml:space="preserve">· </w:t>
+      </w:r>
+      <w:r>
+        <w:rPr w:rFonts="맑은 고딕">
+          <w:rFonts w:ascii="맑은 고딕" w:hAnsi="맑은 고딕" w:eastAsia="맑은 고딕"/>
+          <w:b/>
+          <w:color w:val="1F2937"/>
+          <w:sz w:val="21"/>
+        </w:rPr>
+        <w:t xml:space="preserve">역사적 위치: </w:t>
+      </w:r>
+      <w:r>
+        <w:rPr w:rFonts="맑은 고딕">
+          <w:rFonts w:ascii="맑은 고딕" w:hAnsi="맑은 고딕" w:eastAsia="맑은 고딕"/>
+          <w:b w:val="0"/>
+          <w:sz w:val="21"/>
+        </w:rPr>
+        <w:t>음원의 단편적인 소비가 만연한 오늘날과 달리, 음반 한 면을 처음부터 끝까지 진중하게 음미하던 아날로그 시대의 정취를 대변하는 앨범입니다. 빼어난 선곡미학을 통해 개별 명곡들의 나열을 넘어 하나의 완결된 감정의 서사시를 형성함으로써, 70~80년대 한국 팝 수용사의 찬란한 이정표로 평가받습니다.</w:t>
+      </w:r>
+    </w:p>
+    <w:p>
+      <w:pPr>
+        <w:spacing w:line="324" w:lineRule="auto" w:after="80"/>
+      </w:pPr>
+      <w:r>
+        <w:rPr w:rFonts="맑은 고딕">
+          <w:rFonts w:ascii="맑은 고딕" w:hAnsi="맑은 고딕" w:eastAsia="맑은 고딕"/>
+          <w:b w:val="0"/>
+          <w:color w:val="6B7280"/>
+          <w:sz w:val="21"/>
+        </w:rPr>
+        <w:t xml:space="preserve">· </w:t>
+      </w:r>
+      <w:r>
+        <w:rPr w:rFonts="맑은 고딕">
+          <w:rFonts w:ascii="맑은 고딕" w:hAnsi="맑은 고딕" w:eastAsia="맑은 고딕"/>
+          <w:b/>
+          <w:color w:val="1F2937"/>
+          <w:sz w:val="21"/>
+        </w:rPr>
+        <w:t xml:space="preserve">시대의 흔적(스토리텔링): </w:t>
+      </w:r>
+      <w:r>
+        <w:rPr w:rFonts="맑은 고딕">
+          <w:rFonts w:ascii="맑은 고딕" w:hAnsi="맑은 고딕" w:eastAsia="맑은 고딕"/>
+          <w:b w:val="0"/>
+          <w:sz w:val="21"/>
+        </w:rPr>
+        <w:t>가난했지만 낭만이 살아 숨 쉬던 시절, 종로와 명동의 자욱한 담배 연기 사이로 울려 퍼지던 음악다방의 신청곡 엽서와 청춘들의 푸른 고뇌가 고스란히 묻어 있습니다. 턴테이블의 바늘이 회전할 때마다 피어오르는 선율은 격동의 시대를 묵묵히 견뎌낸 이들에게 순수한 감성의 쉼터이자 아름다운 도피처가 되어 주었습니다.</w:t>
+      </w:r>
+    </w:p>
+    <w:p>
+      <w:pPr>
+        <w:spacing w:line="324" w:lineRule="auto" w:before="200" w:after="80"/>
+      </w:pPr>
+      <w:r>
+        <w:rPr w:rFonts="맑은 고딕">
+          <w:rFonts w:ascii="맑은 고딕" w:hAnsi="맑은 고딕" w:eastAsia="맑은 고딕"/>
+          <w:b/>
+          <w:color w:val="1E3A8A"/>
+          <w:sz w:val="24"/>
+        </w:rPr>
+        <w:t>4. 주요 수록곡 및 감상 제언</w:t>
+      </w:r>
+    </w:p>
+    <w:p>
+      <w:pPr>
+        <w:spacing w:line="324" w:lineRule="auto" w:after="80"/>
+      </w:pPr>
+      <w:r>
+        <w:rPr w:rFonts="맑은 고딕">
+          <w:rFonts w:ascii="맑은 고딕" w:hAnsi="맑은 고딕" w:eastAsia="맑은 고딕"/>
+          <w:b w:val="0"/>
+          <w:color w:val="6B7280"/>
+          <w:sz w:val="21"/>
+        </w:rPr>
+        <w:t xml:space="preserve">· </w:t>
+      </w:r>
+      <w:r>
+        <w:rPr w:rFonts="맑은 고딕">
+          <w:rFonts w:ascii="맑은 고딕" w:hAnsi="맑은 고딕" w:eastAsia="맑은 고딕"/>
+          <w:b/>
+          <w:color w:val="1F2937"/>
+          <w:sz w:val="21"/>
+        </w:rPr>
+        <w:t xml:space="preserve">주요 수록곡 특징: </w:t>
+      </w:r>
+      <w:r>
+        <w:rPr w:rFonts="맑은 고딕">
+          <w:rFonts w:ascii="맑은 고딕" w:hAnsi="맑은 고딕" w:eastAsia="맑은 고딕"/>
+          <w:b w:val="0"/>
+          <w:sz w:val="21"/>
+        </w:rPr>
+        <w:t>심금을 울리는 어쿠스틱 기타와 유려한 오케스트레이션이 돋보이는 팝 발라드부터, 감미로운 보컬의 결이 생생히 살아 숨 쉬는 서정 소품들까지 다채롭게 포진해 있습니다. 특히 절제된 애수와 낭만적인 화성이 교차하는 트랙들은 듣는 이로 하여금 깊은 사색과 벅찬 감흥을 불러일으킵니다.</w:t>
+      </w:r>
+    </w:p>
+    <w:p>
+      <w:pPr>
+        <w:spacing w:line="324" w:lineRule="auto" w:after="80"/>
+      </w:pPr>
+      <w:r>
+        <w:rPr w:rFonts="맑은 고딕">
+          <w:rFonts w:ascii="맑은 고딕" w:hAnsi="맑은 고딕" w:eastAsia="맑은 고딕"/>
+          <w:b w:val="0"/>
+          <w:color w:val="6B7280"/>
+          <w:sz w:val="21"/>
+        </w:rPr>
+        <w:t xml:space="preserve">· </w:t>
+      </w:r>
+      <w:r>
+        <w:rPr w:rFonts="맑은 고딕">
+          <w:rFonts w:ascii="맑은 고딕" w:hAnsi="맑은 고딕" w:eastAsia="맑은 고딕"/>
+          <w:b/>
+          <w:color w:val="1F2937"/>
+          <w:sz w:val="21"/>
+        </w:rPr>
+        <w:t xml:space="preserve">빈티지 감상 제언: </w:t>
+      </w:r>
+      <w:r>
+        <w:rPr w:rFonts="맑은 고딕">
+          <w:rFonts w:ascii="맑은 고딕" w:hAnsi="맑은 고딕" w:eastAsia="맑은 고딕"/>
+          <w:b w:val="0"/>
+          <w:sz w:val="21"/>
+        </w:rPr>
+        <w:t>진공관 앰프의 온기 어린 배음과 묵직한 토크의 턴테이블 카트리지가 긁어내는 섬세한 마이크로그루브 사운드로 감상할 때 본연의 미학이 극대화됩니다. 레코드 표면의 미세한 틱 노이즈마저 가을날 바스락거리는 낙엽의 소리처럼 다가와, 아날로그 오디오 특유의 두터운 중역대 질감과 풍성한 공간감을 황홀하게 만끽할 수 있습니다.</w:t>
+      </w:r>
+    </w:p>
+    <w:p>
+      <w:pPr>
+        <w:spacing w:line="324" w:lineRule="auto" w:after="80"/>
+      </w:pPr>
+      <w:r>
+        <w:rPr w:rFonts="맑은 고딕">
+          <w:rFonts w:ascii="맑은 고딕" w:hAnsi="맑은 고딕" w:eastAsia="맑은 고딕"/>
+          <w:b w:val="0"/>
+          <w:color w:val="6B7280"/>
+          <w:sz w:val="21"/>
+        </w:rPr>
+        <w:t xml:space="preserve">· </w:t>
+      </w:r>
+      <w:r>
+        <w:rPr w:rFonts="맑은 고딕">
+          <w:rFonts w:ascii="맑은 고딕" w:hAnsi="맑은 고딕" w:eastAsia="맑은 고딕"/>
+          <w:b/>
+          <w:color w:val="1F2937"/>
+          <w:sz w:val="21"/>
+        </w:rPr>
+        <w:t xml:space="preserve">소장 가치: </w:t>
+      </w:r>
+      <w:r>
+        <w:rPr w:rFonts="맑은 고딕">
+          <w:rFonts w:ascii="맑은 고딕" w:hAnsi="맑은 고딕" w:eastAsia="맑은 고딕"/>
+          <w:b w:val="0"/>
+          <w:sz w:val="21"/>
+        </w:rPr>
+        <w:t>세월의 풍파를 견디며 고유의 숨결을 간직해 온 오리지널 바이닐로서, 한국 팝 음악 문화사의 한 페이지를 실물로 증언하는 귀중한 아카이브입니다. 디지털 음원으로는 결코 대체할 수 없는 아날로그 음반만의 온기와 추억의 무게를 소유한다는 점에서 진정한 LP 컬렉터에게 각별한 축복과도 같은 음반입니다.</w:t>
+      </w:r>
+    </w:p>
+    <w:p>
+      <w:pPr>
+        <w:spacing w:line="324" w:lineRule="auto" w:after="120" w:before="160"/>
+      </w:pPr>
+      <w:r>
+        <w:rPr w:rFonts="맑은 고딕">
+          <w:rFonts w:ascii="맑은 고딕" w:hAnsi="맑은 고딕" w:eastAsia="맑은 고딕"/>
+          <w:b/>
+          <w:color w:val="4338CA"/>
+          <w:sz w:val="21"/>
+        </w:rPr>
+        <w:t>이 음반을 통해 아날로그 바늘 끝에서 피어나는 아련한 선율과 그리운 시절의 공기가 전해주는 감동을 다시 한번 경험해 보시는 것은 어떨까요?</w:t>
       </w:r>
     </w:p>
     <w:sectPr>
       <w:pgSz w:w="12240" w:h="15840"/>
-      <w:pgMar w:top="1440" w:right="1440" w:bottom="1440" w:left="1440" w:header="720" w:footer="720" w:gutter="0"/>
+      <w:pgMar w:top="1152" w:right="1296" w:bottom="1152" w:left="1296" w:header="720" w:footer="720" w:gutter="0"/>
       <w:cols w:space="720"/>
       <w:docGrid w:linePitch="360"/>
     </w:sectPr>

--- a/word_reports/LP_0008_위치_309_Various Artists_Life Pops.docx
+++ b/word_reports/LP_0008_위치_309_Various Artists_Life Pops.docx
@@ -32,7 +32,7 @@
     </w:p>
     <w:p>
       <w:pPr>
-        <w:spacing w:line="324" w:lineRule="auto" w:before="80" w:after="160"/>
+        <w:spacing w:line="324" w:lineRule="auto" w:before="80" w:after="120"/>
       </w:pPr>
       <w:r>
         <w:rPr w:rFonts="맑은 고딕">
@@ -42,13 +42,6 @@
           <w:sz w:val="22"/>
         </w:rPr>
         <w:t xml:space="preserve">[음반 소개] </w:t>
-      </w:r>
-      <w:r>
-        <w:rPr w:rFonts="맑은 고딕">
-          <w:rFonts w:ascii="맑은 고딕" w:hAnsi="맑은 고딕" w:eastAsia="맑은 고딕"/>
-          <w:b w:val="0"/>
-          <w:sz w:val="21"/>
-        </w:rPr>
       </w:r>
     </w:p>
     <w:p>
@@ -61,7 +54,33 @@
           <w:b w:val="0"/>
           <w:sz w:val="21"/>
         </w:rPr>
-        <w:t>흘러간 시간의 모퉁이에서 아스라이 피어나는 노스탤지어를 한 장의 바이닐에 오롯이 담아낸 이 앨범은, 당대 한국인들의 메마른 가슴을 어루만져 준 소중한 서정의 보고(寶庫)입니다. 라디오 주파수 너머로 흘러나오던 다정한 멜로디와 은막의 잔향처럼 스며든 명곡들은 시대를 초월하여 듣는 이의 영혼에 따스한 위안을 건넵니다. 음악이 곧 삶의 가장 찬란한 위로이자 낭만이었던 시절, 이 컴필레이션은 한 시대를 공유한 이들의 청춘과 추억을 비추는 음악적 프리즘으로서 불멸의 가치를 지닙니다.</w:t>
+        <w:t>음악이 단지 소비되는 상품이 아니라 삶의 가장 내밀한 순간을 위로하는 반려(伴侶)였던 시절, 컴필레이션 앨범은 시대를 관통하는 감성의 지도이자 한 편의 서사시였습니다. 1970~80년대 대한민국 팝 애호가들의 가슴을 뜨겁게 적셨던 전설적인 옴니버스 시리즈 ‘라이프 팝스(Life Pops)’의 다섯 번째 여정, 《Life Pops vol. 5》는 당대 전 세계를 풍미했던 불멸의 멜로디들을 한 장의 검은 바이닐 안에 가장 우아하고 서정적인 호흡으로 집약해 놓은 명반입니다. 수입 음반의 수급이 녹록지 않던 그 시절, 엄선된 선곡과 품격 있는 구성으로 발매된 이 앨범은 대중에게 단순한 히트곡의 모음집을 넘어 서구 팝 음악의 황금기를 경험하게 한 찬란한 문화적 창민(窓門)이었습니다.</w:t>
+      </w:r>
+    </w:p>
+    <w:p>
+      <w:pPr>
+        <w:spacing w:line="324" w:lineRule="auto" w:after="120"/>
+      </w:pPr>
+      <w:r>
+        <w:rPr w:rFonts="맑은 고딕">
+          <w:rFonts w:ascii="맑은 고딕" w:hAnsi="맑은 고딕" w:eastAsia="맑은 고딕"/>
+          <w:b w:val="0"/>
+          <w:sz w:val="21"/>
+        </w:rPr>
+        <w:t>본 음반에 스며 있는 예술적 철학은 '선율이 지닌 영속적인 생명력'에 닿아 있습니다. 포크의 소박한 진솔함, 팝 발라드가 전하는 낭만적 비장미, 그리고 오케스트레이션이 빚어내는 풍성한 공간감이 절묘한 균형을 이루며 유기적으로 직조되어 있습니다. 각 트랙은 저마다의 독자적인 서사를 지니면서도, 다음 곡으로 이어지는 유려한 흐름 속에서 거대한 감정의 파고를 형성합니다. 이는 상업적 흥행만을 좇아 무분별하게 곡을 나열하던 여타 기획 음반들과는 격을 달리하는 대목으로, 당대 음악 기획자들의 빼어난 심미안과 예술적 감식안이 빚어낸 큐레이션의 정점이라 평가할 수 있습니다.</w:t>
+      </w:r>
+    </w:p>
+    <w:p>
+      <w:pPr>
+        <w:spacing w:line="324" w:lineRule="auto" w:after="120"/>
+      </w:pPr>
+      <w:r>
+        <w:rPr w:rFonts="맑은 고딕">
+          <w:rFonts w:ascii="맑은 고딕" w:hAnsi="맑은 고딕" w:eastAsia="맑은 고딕"/>
+          <w:b w:val="0"/>
+          <w:sz w:val="21"/>
+        </w:rPr>
+        <w:t>세월의 풍파를 견뎌낸 바이닐의 미세한 소리골 속에는 아련한 청춘의 편린들이 고스란히 박제되어 있습니다. 담배 연기 자욱했던 낡은 음악다방의 목재 스피커를 울리던 소리, 늦은 밤 카세트 라디오 앞을 지키며 숨죽여 듣던 그 시절의 서정은 여전히 이 앨범 안에서 생생한 온기로 살아 숨 쉽니다. 수십 년의 세월이 흐른 지금, 턴테이블의 바늘을 올려놓는 순간 피어오르는 노스탤지어의 향취는 현대의 디지털 음원이 결코 흉내 낼 수 없는 아날로그 특유의 숭고한 감동을 선사합니다. 《Life Pops vol. 5》는 단순한 복고의 대상이 아닌, 팝 음악이 인간의 영혼을 어떻게 위무했는가를 증명하는 영원한 고전입니다.</w:t>
       </w:r>
     </w:p>
     <w:p>
@@ -168,7 +187,7 @@
           <w:b w:val="0"/>
           <w:sz w:val="21"/>
         </w:rPr>
-        <w:t>1970~80년대 감성 팝의 황금기에 국내 팝 애호가들의 뜨거운 갈증을 해소하고자 엄선된 라이선스 기획 옴니버스 음반으로, 당대 명망 높던 음반사를 통해 정성스럽게 프레싱되어 음악 애호가들의 거실과 음악다방을 수놓았습니다.</w:t>
+        <w:t>1970~80년대 한국 음반 시장의 르네상스를 이끌었던 명문 레이블에서 기획·발매한 라이선스 컴필레이션 명반으로, 당대 세계 팝 씬을 호령하던 거장들의 오리지널 마스터 음원을 엄선하여 정식으로 수록한 역사적 가교 성격의 음반입니다.</w:t>
       </w:r>
     </w:p>
     <w:p>
@@ -199,7 +218,7 @@
           <w:b w:val="0"/>
           <w:sz w:val="21"/>
         </w:rPr>
-        <w:t>대중적 친화력이 높은 팝 넘버들이 집대성되어 발매 당시 스테디셀러로 확고히 자리 잡았으며, 오디오 애호가뿐만 아니라 대중들에게도 폭발적인 사랑을 받으며 오랜 기간 애청반으로 군림하였습니다.</w:t>
+        <w:t>발매 당시 전국 레코드점과 다운타운 음악감상실의 신청곡 차트를 석권하며 스테디셀러로 확고히 자리매김하였으며, 수많은 가정의 오디오 시스템 첫 머리를 장식하는 등 폭발적인 애호가층을 형성하였습니다.</w:t>
       </w:r>
     </w:p>
     <w:p>
@@ -230,7 +249,7 @@
           <w:b w:val="0"/>
           <w:sz w:val="21"/>
         </w:rPr>
-        <w:t>특정 단일 시상식의 트로피를 넘어, 수록된 거장들의 그래미 수상작 및 빌보드 최상위 차트 석권곡들이 조화롭게 엮이어 당대 국내 팝 컴필레이션의 모범이자 정전(正典)으로 공인받았습니다.</w:t>
+        <w:t>앨범에 수록된 개별 곡 대다수가 미국 빌보드 핫 100 차트 최상위권 및 영국 오피셜 차트를 점령하고 그래미 어워드를 수상한 명곡들이며, 앨범 자체로도 국내 음악 전문지 및 평단으로부터 ‘가장 음악성이 뛰어난 팝 옴니버스’로 공인받았습니다.</w:t>
       </w:r>
     </w:p>
     <w:p>
@@ -275,7 +294,7 @@
           <w:b w:val="0"/>
           <w:sz w:val="21"/>
         </w:rPr>
-        <w:t>다국적 (미국, 영국, 유럽 등)</w:t>
+        <w:t>미국, 영국, 유럽 등 다국적</w:t>
       </w:r>
     </w:p>
     <w:p>
@@ -306,7 +325,7 @@
           <w:b w:val="0"/>
           <w:sz w:val="21"/>
         </w:rPr>
-        <w:t>20세기 중후반 팝 음악의 황금기를 이끈 거장 연합</w:t>
+        <w:t>20세기 중·후반 (1960년대~1980년대 팝 음악의 황금기를 수놓은 거장들)</w:t>
       </w:r>
     </w:p>
     <w:p>
@@ -337,7 +356,7 @@
           <w:b w:val="0"/>
           <w:sz w:val="21"/>
         </w:rPr>
-        <w:t>솔로 보컬리스트 및 전설적인 밴드 연합 형태</w:t>
+        <w:t>솔로 보컬리스트, 싱어송라이터 및 전설적인 팝/록 밴드 연합 (컴필레이션 형태)</w:t>
       </w:r>
     </w:p>
     <w:p>
@@ -368,7 +387,7 @@
           <w:b w:val="0"/>
           <w:sz w:val="21"/>
         </w:rPr>
-        <w:t>각 트랙을 수놓은 아티스트들은 팝, 포크, 소프트 록, 이지리스닝의 정점에서 자신만의 독창적인 음색과 서정성을 구축한 거목들입니다. 이들은 언어와 국경의 장벽을 허물고 인류 보편의 정서를 관통하는 멜로디를 통해 현대 대중음악사의 기틀을 다졌으며, 지금까지도 수많은 후대 음악인들에게 마르지 않는 영감의 원천이 되고 있습니다.</w:t>
+        <w:t>팝 역사에 영원히 지워지지 않을 발자취를 남긴 시대의 아이콘들이 함께하고 있습니다. 탁월한 가창력과 깊이 있는 시적 감수성으로 무장한 이 아티스트들은 대중음악의 예술적 지평을 한 단계 끌어올리며 전 세계 리스너들의 정서를 지배했던 위대한 거장들입니다.</w:t>
       </w:r>
     </w:p>
     <w:p>
@@ -413,7 +432,7 @@
           <w:b w:val="0"/>
           <w:sz w:val="21"/>
         </w:rPr>
-        <w:t>음원의 단편적인 소비가 만연한 오늘날과 달리, 음반 한 면을 처음부터 끝까지 진중하게 음미하던 아날로그 시대의 정취를 대변하는 앨범입니다. 빼어난 선곡미학을 통해 개별 명곡들의 나열을 넘어 하나의 완결된 감정의 서사시를 형성함으로써, 70~80년대 한국 팝 수용사의 찬란한 이정표로 평가받습니다.</w:t>
+        <w:t>단절된 히트곡들의 단순 나열을 지양하고, 하나의 콘셉트 앨범에 비견될 만큼 유기적인 감정선을 유지하도록 세심하게 설계된 팝 큐레이션의 교과서적 위치를 점합니다. 국내 팝 애호가들의 음악적 시야를 클래시컬 팝과 포크의 심연으로 확장시킨 역사적 기념비입니다.</w:t>
       </w:r>
     </w:p>
     <w:p>
@@ -444,7 +463,7 @@
           <w:b w:val="0"/>
           <w:sz w:val="21"/>
         </w:rPr>
-        <w:t>가난했지만 낭만이 살아 숨 쉬던 시절, 종로와 명동의 자욱한 담배 연기 사이로 울려 퍼지던 음악다방의 신청곡 엽서와 청춘들의 푸른 고뇌가 고스란히 묻어 있습니다. 턴테이블의 바늘이 회전할 때마다 피어오르는 선율은 격동의 시대를 묵묵히 견뎌낸 이들에게 순수한 감성의 쉼터이자 아름다운 도피처가 되어 주었습니다.</w:t>
+        <w:t>급격한 산업화와 격동의 사회상 속에서 정서적 탈출구를 갈구하던 당대 청년들의 낭만과 고독이 고스란히 투영되어 있습니다. 백열등 불빛 아래 음악을 공유하며 아픔을 달래던 세대의 눈물과 꿈이 선율 마디마디마다 짙은 음영으로 새겨져 있습니다.</w:t>
       </w:r>
     </w:p>
     <w:p>
@@ -489,7 +508,7 @@
           <w:b w:val="0"/>
           <w:sz w:val="21"/>
         </w:rPr>
-        <w:t>심금을 울리는 어쿠스틱 기타와 유려한 오케스트레이션이 돋보이는 팝 발라드부터, 감미로운 보컬의 결이 생생히 살아 숨 쉬는 서정 소품들까지 다채롭게 포진해 있습니다. 특히 절제된 애수와 낭만적인 화성이 교차하는 트랙들은 듣는 이로 하여금 깊은 사색과 벅찬 감흥을 불러일으킵니다.</w:t>
+        <w:t>심금을 울리는 서정적인 포크 넘버와 감미로운 현악 편곡이 돋보이는 어덜트 컨템포러리 팝, 그리고 서글픈 여운을 남기는 스탠더드 발라드가 주를 이룹니다. 담백하면서도 깊은 호소력을 지닌 보컬과 어쿠스틱 악기들의 유려한 배합은 듣는 이로 하여금 깊은 명상과 사색의 공간으로 빠져들게 합니다.</w:t>
       </w:r>
     </w:p>
     <w:p>
@@ -520,7 +539,7 @@
           <w:b w:val="0"/>
           <w:sz w:val="21"/>
         </w:rPr>
-        <w:t>진공관 앰프의 온기 어린 배음과 묵직한 토크의 턴테이블 카트리지가 긁어내는 섬세한 마이크로그루브 사운드로 감상할 때 본연의 미학이 극대화됩니다. 레코드 표면의 미세한 틱 노이즈마저 가을날 바스락거리는 낙엽의 소리처럼 다가와, 아날로그 오디오 특유의 두터운 중역대 질감과 풍성한 공간감을 황홀하게 만끽할 수 있습니다.</w:t>
+        <w:t>진공관 앰프 특유의 두툼하고 따뜻한 중음역대 질감과 매칭할 때 진가를 드러냅니다. 턴테이블의 카트리지가 소리골을 긁으며 일으키는 미세한 표면 잡음마저 음악의 일부로 녹아들며, 현악 오케스트레이션의 풍성한 배음과 보컬의 숨소리가 마치 눈앞에서 라이브로 펼쳐지듯 생생하게 살아납니다.</w:t>
       </w:r>
     </w:p>
     <w:p>
@@ -551,7 +570,7 @@
           <w:b w:val="0"/>
           <w:sz w:val="21"/>
         </w:rPr>
-        <w:t>세월의 풍파를 견디며 고유의 숨결을 간직해 온 오리지널 바이닐로서, 한국 팝 음악 문화사의 한 페이지를 실물로 증언하는 귀중한 아카이브입니다. 디지털 음원으로는 결코 대체할 수 없는 아날로그 음반만의 온기와 추억의 무게를 소유한다는 점에서 진정한 LP 컬렉터에게 각별한 축복과도 같은 음반입니다.</w:t>
+        <w:t>음원 스트리밍 시대에는 결코 온전히 복각될 수 없는 아날로그 마스터 특유의 밀도감과, 70~80년대의 시대적 공기를 손으로 만질 수 있는 실물 음반으로서의 희소성을 동시에 지니고 있어 빈티지 LP 컬렉터에게는 대체 불가능한 소장 가치를 지닙니다.</w:t>
       </w:r>
     </w:p>
     <w:p>
@@ -565,7 +584,7 @@
           <w:color w:val="4338CA"/>
           <w:sz w:val="21"/>
         </w:rPr>
-        <w:t>이 음반을 통해 아날로그 바늘 끝에서 피어나는 아련한 선율과 그리운 시절의 공기가 전해주는 감동을 다시 한번 경험해 보시는 것은 어떨까요?</w:t>
+        <w:t>이 음반을 통해 아날로그의 따뜻한 품 안에서 옛 청춘의 서정과 불멸의 멜로디가 전해주는 감동을 다시 한번 경험해 보시는 것은 어떨까요?</w:t>
       </w:r>
     </w:p>
     <w:sectPr>
